--- a/WealthWise_SAD_v1.0.docx
+++ b/WealthWise_SAD_v1.0.docx
@@ -34,10 +34,7 @@
         <w:t xml:space="preserve">Authors: </w:t>
       </w:r>
       <w:r>
-        <w:t xml:space="preserve">Vasu Tripathi </w:t>
-      </w:r>
-      <w:r>
-        <w:t xml:space="preserve">, </w:t>
+        <w:t xml:space="preserve">Vasu Tripathi , </w:t>
       </w:r>
       <w:r>
         <w:t xml:space="preserve">Madhusudhan P, </w:t>
@@ -214,7 +211,13 @@
               <w:rPr>
                 <w:sz w:val="18"/>
               </w:rPr>
-              <w:t>14-10-2026</w:t>
+              <w:t>2</w:t>
+            </w:r>
+            <w:r>
+              <w:rPr>
+                <w:sz w:val="18"/>
+              </w:rPr>
+              <w:t>-10-2026</w:t>
             </w:r>
           </w:p>
         </w:tc>
